--- a/docs/Architecture_Document.docx
+++ b/docs/Architecture_Document.docx
@@ -6632,9 +6632,17 @@
           <w:lang w:val="en-US" w:eastAsia="ru-RU"/>
         </w:rPr>
         <w:drawing>
-          <wp:inline distT="0" distB="0" distL="0" distR="0" wp14:anchorId="75CD697F" wp14:editId="26AA49FD">
+          <wp:anchor distT="0" distB="0" distL="114300" distR="114300" simplePos="0" relativeHeight="251658240" behindDoc="0" locked="0" layoutInCell="1" allowOverlap="1" wp14:anchorId="75CD697F" wp14:editId="7EEBB9A8">
+            <wp:simplePos x="0" y="0"/>
+            <wp:positionH relativeFrom="column">
+              <wp:align>left</wp:align>
+            </wp:positionH>
+            <wp:positionV relativeFrom="paragraph">
+              <wp:align>top</wp:align>
+            </wp:positionV>
             <wp:extent cx="6696075" cy="6953250"/>
             <wp:effectExtent l="0" t="0" r="9525" b="0"/>
+            <wp:wrapSquare wrapText="bothSides"/>
             <wp:docPr id="1" name="Рисунок 1"/>
             <wp:cNvGraphicFramePr>
               <a:graphicFrameLocks xmlns:a="http://schemas.openxmlformats.org/drawingml/2006/main" noChangeAspect="1"/>
@@ -6674,8 +6682,17 @@
                 </pic:pic>
               </a:graphicData>
             </a:graphic>
-          </wp:inline>
+          </wp:anchor>
         </w:drawing>
+      </w:r>
+      <w:r>
+        <w:rPr>
+          <w:rFonts w:ascii="Times New Roman" w:eastAsia="Times New Roman" w:hAnsi="Times New Roman" w:cs="Times New Roman"/>
+          <w:sz w:val="24"/>
+          <w:szCs w:val="24"/>
+          <w:lang w:val="en-US" w:eastAsia="ru-RU"/>
+        </w:rPr>
+        <w:br w:type="textWrapping" w:clear="all"/>
       </w:r>
     </w:p>
     <w:p>
@@ -20462,7 +20479,7 @@
 </file>
 
 <file path=customXml/itemProps1.xml><?xml version="1.0" encoding="utf-8"?>
-<ds:datastoreItem xmlns:ds="http://schemas.openxmlformats.org/officeDocument/2006/customXml" ds:itemID="{9BF71F3A-D174-4C9D-A6FA-71CCD3142109}">
+<ds:datastoreItem xmlns:ds="http://schemas.openxmlformats.org/officeDocument/2006/customXml" ds:itemID="{396D1BE5-DBFD-43CD-8B0D-78E33559A0F9}">
   <ds:schemaRefs>
     <ds:schemaRef ds:uri="http://schemas.openxmlformats.org/officeDocument/2006/bibliography"/>
   </ds:schemaRefs>
